--- a/Docs/TestPlan_Agil.docx
+++ b/Docs/TestPlan_Agil.docx
@@ -1358,7 +1358,7 @@
           <w:sz w:val="22"/>
           <w:szCs w:val="22"/>
         </w:rPr>
-        <w:t xml:space="preserve">Historias de usuario HU-01 a HU-12 (sección 2).</w:t>
+        <w:t xml:space="preserve">Historias de usuario HU-01 a HU-17 (sección 2).</w:t>
       </w:r>
     </w:p>
     <w:p>
@@ -3662,6 +3662,445 @@
           </w:p>
         </w:tc>
       </w:tr>
+      <w:tr>
+        <w:trPr>
+          <w:cantSplit/>
+        </w:trPr>
+        <w:tc>
+          <w:tcPr>
+            <w:tcW w:w="900" w:type="dxa"/>
+          </w:tcPr>
+          <w:p>
+            <w:pPr>
+              <w:spacing w:before="40" w:after="40" w:line="240" w:lineRule="auto"/>
+              <w:jc w:val="left"/>
+            </w:pPr>
+            <w:r>
+              <w:rPr>
+                <w:color w:val="000000"/>
+                <w:sz w:val="18"/>
+                <w:szCs w:val="18"/>
+              </w:rPr>
+              <w:t xml:space="preserve">HU-13</w:t>
+            </w:r>
+          </w:p>
+        </w:tc>
+        <w:tc>
+          <w:tcPr>
+            <w:tcW w:w="3870" w:type="dxa"/>
+          </w:tcPr>
+          <w:p>
+            <w:pPr>
+              <w:spacing w:before="40" w:after="40" w:line="240" w:lineRule="auto"/>
+              <w:jc w:val="left"/>
+            </w:pPr>
+            <w:r>
+              <w:rPr>
+                <w:color w:val="000000"/>
+                <w:sz w:val="18"/>
+                <w:szCs w:val="18"/>
+              </w:rPr>
+              <w:t xml:space="preserve">Como administrador, quiero iniciar sesión y que cada rol vea solo lo suyo</w:t>
+            </w:r>
+          </w:p>
+        </w:tc>
+        <w:tc>
+          <w:tcPr>
+            <w:tcW w:w="900" w:type="dxa"/>
+          </w:tcPr>
+          <w:p>
+            <w:pPr>
+              <w:spacing w:before="40" w:after="40" w:line="240" w:lineRule="auto"/>
+              <w:jc w:val="left"/>
+            </w:pPr>
+            <w:r>
+              <w:rPr>
+                <w:color w:val="000000"/>
+                <w:sz w:val="18"/>
+                <w:szCs w:val="18"/>
+              </w:rPr>
+              <w:t xml:space="preserve">Alta</w:t>
+            </w:r>
+          </w:p>
+        </w:tc>
+        <w:tc>
+          <w:tcPr>
+            <w:tcW w:w="3168" w:type="dxa"/>
+          </w:tcPr>
+          <w:p>
+            <w:pPr>
+              <w:spacing w:before="40" w:after="40" w:line="240" w:lineRule="auto"/>
+              <w:jc w:val="left"/>
+            </w:pPr>
+            <w:r>
+              <w:rPr>
+                <w:color w:val="000000"/>
+                <w:sz w:val="18"/>
+                <w:szCs w:val="18"/>
+              </w:rPr>
+              <w:t xml:space="preserve">Login con clave hasheada; sin sesión → login; mesero sin acceso a Empleados/Facturas/Reportes/Calidad; cookie HttpOnly; sin redirección abierta</w:t>
+            </w:r>
+          </w:p>
+        </w:tc>
+      </w:tr>
+      <w:tr>
+        <w:trPr>
+          <w:cantSplit/>
+        </w:trPr>
+        <w:tc>
+          <w:tcPr>
+            <w:tcW w:w="900" w:type="dxa"/>
+          </w:tcPr>
+          <w:p>
+            <w:pPr>
+              <w:spacing w:before="40" w:after="40" w:line="240" w:lineRule="auto"/>
+              <w:jc w:val="left"/>
+            </w:pPr>
+            <w:r>
+              <w:rPr>
+                <w:color w:val="000000"/>
+                <w:sz w:val="18"/>
+                <w:szCs w:val="18"/>
+              </w:rPr>
+              <w:t xml:space="preserve">HU-14</w:t>
+            </w:r>
+          </w:p>
+        </w:tc>
+        <w:tc>
+          <w:tcPr>
+            <w:tcW w:w="3870" w:type="dxa"/>
+          </w:tcPr>
+          <w:p>
+            <w:pPr>
+              <w:spacing w:before="40" w:after="40" w:line="240" w:lineRule="auto"/>
+              <w:jc w:val="left"/>
+            </w:pPr>
+            <w:r>
+              <w:rPr>
+                <w:color w:val="000000"/>
+                <w:sz w:val="18"/>
+                <w:szCs w:val="18"/>
+              </w:rPr>
+              <w:t xml:space="preserve">Como administrador, quiero una bitácora de quién cambió qué</w:t>
+            </w:r>
+          </w:p>
+        </w:tc>
+        <w:tc>
+          <w:tcPr>
+            <w:tcW w:w="900" w:type="dxa"/>
+          </w:tcPr>
+          <w:p>
+            <w:pPr>
+              <w:spacing w:before="40" w:after="40" w:line="240" w:lineRule="auto"/>
+              <w:jc w:val="left"/>
+            </w:pPr>
+            <w:r>
+              <w:rPr>
+                <w:color w:val="000000"/>
+                <w:sz w:val="18"/>
+                <w:szCs w:val="18"/>
+              </w:rPr>
+              <w:t xml:space="preserve">Media</w:t>
+            </w:r>
+          </w:p>
+        </w:tc>
+        <w:tc>
+          <w:tcPr>
+            <w:tcW w:w="3168" w:type="dxa"/>
+          </w:tcPr>
+          <w:p>
+            <w:pPr>
+              <w:spacing w:before="40" w:after="40" w:line="240" w:lineRule="auto"/>
+              <w:jc w:val="left"/>
+            </w:pPr>
+            <w:r>
+              <w:rPr>
+                <w:color w:val="000000"/>
+                <w:sz w:val="18"/>
+                <w:szCs w:val="18"/>
+              </w:rPr>
+              <w:t xml:space="preserve">Cada alta, cambio y baja registra usuario, fecha, entidad y valores anterior → nuevo</w:t>
+            </w:r>
+          </w:p>
+        </w:tc>
+      </w:tr>
+      <w:tr>
+        <w:trPr>
+          <w:cantSplit/>
+        </w:trPr>
+        <w:tc>
+          <w:tcPr>
+            <w:tcW w:w="900" w:type="dxa"/>
+          </w:tcPr>
+          <w:p>
+            <w:pPr>
+              <w:spacing w:before="40" w:after="40" w:line="240" w:lineRule="auto"/>
+              <w:jc w:val="left"/>
+            </w:pPr>
+            <w:r>
+              <w:rPr>
+                <w:color w:val="000000"/>
+                <w:sz w:val="18"/>
+                <w:szCs w:val="18"/>
+              </w:rPr>
+              <w:t xml:space="preserve">HU-15</w:t>
+            </w:r>
+          </w:p>
+        </w:tc>
+        <w:tc>
+          <w:tcPr>
+            <w:tcW w:w="3870" w:type="dxa"/>
+          </w:tcPr>
+          <w:p>
+            <w:pPr>
+              <w:spacing w:before="40" w:after="40" w:line="240" w:lineRule="auto"/>
+              <w:jc w:val="left"/>
+            </w:pPr>
+            <w:r>
+              <w:rPr>
+                <w:color w:val="000000"/>
+                <w:sz w:val="18"/>
+                <w:szCs w:val="18"/>
+              </w:rPr>
+              <w:t xml:space="preserve">Como administrador, quiero un panel con las métricas de calidad</w:t>
+            </w:r>
+          </w:p>
+        </w:tc>
+        <w:tc>
+          <w:tcPr>
+            <w:tcW w:w="900" w:type="dxa"/>
+          </w:tcPr>
+          <w:p>
+            <w:pPr>
+              <w:spacing w:before="40" w:after="40" w:line="240" w:lineRule="auto"/>
+              <w:jc w:val="left"/>
+            </w:pPr>
+            <w:r>
+              <w:rPr>
+                <w:color w:val="000000"/>
+                <w:sz w:val="18"/>
+                <w:szCs w:val="18"/>
+              </w:rPr>
+              <w:t xml:space="preserve">Media</w:t>
+            </w:r>
+          </w:p>
+        </w:tc>
+        <w:tc>
+          <w:tcPr>
+            <w:tcW w:w="3168" w:type="dxa"/>
+          </w:tcPr>
+          <w:p>
+            <w:pPr>
+              <w:spacing w:before="40" w:after="40" w:line="240" w:lineRule="auto"/>
+              <w:jc w:val="left"/>
+            </w:pPr>
+            <w:r>
+              <w:rPr>
+                <w:color w:val="000000"/>
+                <w:sz w:val="18"/>
+                <w:szCs w:val="18"/>
+              </w:rPr>
+              <w:t xml:space="preserve">KPIs, pirámide de pruebas, cobertura por archivo, defectos, trazabilidad y DoD</w:t>
+            </w:r>
+          </w:p>
+        </w:tc>
+      </w:tr>
+      <w:tr>
+        <w:trPr>
+          <w:cantSplit/>
+        </w:trPr>
+        <w:tc>
+          <w:tcPr>
+            <w:tcW w:w="900" w:type="dxa"/>
+          </w:tcPr>
+          <w:p>
+            <w:pPr>
+              <w:spacing w:before="40" w:after="40" w:line="240" w:lineRule="auto"/>
+              <w:jc w:val="left"/>
+            </w:pPr>
+            <w:r>
+              <w:rPr>
+                <w:color w:val="000000"/>
+                <w:sz w:val="18"/>
+                <w:szCs w:val="18"/>
+              </w:rPr>
+              <w:t xml:space="preserve">HU-16</w:t>
+            </w:r>
+          </w:p>
+        </w:tc>
+        <w:tc>
+          <w:tcPr>
+            <w:tcW w:w="3870" w:type="dxa"/>
+          </w:tcPr>
+          <w:p>
+            <w:pPr>
+              <w:spacing w:before="40" w:after="40" w:line="240" w:lineRule="auto"/>
+              <w:jc w:val="left"/>
+            </w:pPr>
+            <w:r>
+              <w:rPr>
+                <w:color w:val="000000"/>
+                <w:sz w:val="18"/>
+                <w:szCs w:val="18"/>
+              </w:rPr>
+              <w:t xml:space="preserve">Como visitante, quiero una página de presentación del sistema</w:t>
+            </w:r>
+          </w:p>
+        </w:tc>
+        <w:tc>
+          <w:tcPr>
+            <w:tcW w:w="900" w:type="dxa"/>
+          </w:tcPr>
+          <w:p>
+            <w:pPr>
+              <w:spacing w:before="40" w:after="40" w:line="240" w:lineRule="auto"/>
+              <w:jc w:val="left"/>
+            </w:pPr>
+            <w:r>
+              <w:rPr>
+                <w:color w:val="000000"/>
+                <w:sz w:val="18"/>
+                <w:szCs w:val="18"/>
+              </w:rPr>
+              <w:t xml:space="preserve">Baja</w:t>
+            </w:r>
+          </w:p>
+        </w:tc>
+        <w:tc>
+          <w:tcPr>
+            <w:tcW w:w="3168" w:type="dxa"/>
+          </w:tcPr>
+          <w:p>
+            <w:pPr>
+              <w:spacing w:before="40" w:after="40" w:line="240" w:lineRule="auto"/>
+              <w:jc w:val="left"/>
+            </w:pPr>
+            <w:r>
+              <w:rPr>
+                <w:color w:val="000000"/>
+                <w:sz w:val="18"/>
+                <w:szCs w:val="18"/>
+              </w:rPr>
+              <w:t xml:space="preserve">La raíz </w:t>
+            </w:r>
+            <w:r>
+              <w:rPr>
+                <w:rFonts w:ascii="Consolas" w:hAnsi="Consolas" w:cs="Consolas"/>
+                <w:color w:val="000000"/>
+                <w:sz w:val="16"/>
+                <w:szCs w:val="16"/>
+              </w:rPr>
+              <w:t xml:space="preserve">/</w:t>
+            </w:r>
+            <w:r>
+              <w:rPr>
+                <w:color w:val="000000"/>
+                <w:sz w:val="18"/>
+                <w:szCs w:val="18"/>
+              </w:rPr>
+              <w:t xml:space="preserve"> es pública, muestra funciones, roles e indicadores de calidad</w:t>
+            </w:r>
+          </w:p>
+        </w:tc>
+      </w:tr>
+      <w:tr>
+        <w:trPr>
+          <w:cantSplit/>
+        </w:trPr>
+        <w:tc>
+          <w:tcPr>
+            <w:tcW w:w="900" w:type="dxa"/>
+          </w:tcPr>
+          <w:p>
+            <w:pPr>
+              <w:spacing w:before="40" w:after="40" w:line="240" w:lineRule="auto"/>
+              <w:jc w:val="left"/>
+            </w:pPr>
+            <w:r>
+              <w:rPr>
+                <w:color w:val="000000"/>
+                <w:sz w:val="18"/>
+                <w:szCs w:val="18"/>
+              </w:rPr>
+              <w:t xml:space="preserve">HU-17</w:t>
+            </w:r>
+          </w:p>
+        </w:tc>
+        <w:tc>
+          <w:tcPr>
+            <w:tcW w:w="3870" w:type="dxa"/>
+          </w:tcPr>
+          <w:p>
+            <w:pPr>
+              <w:spacing w:before="40" w:after="40" w:line="240" w:lineRule="auto"/>
+              <w:jc w:val="left"/>
+            </w:pPr>
+            <w:r>
+              <w:rPr>
+                <w:color w:val="000000"/>
+                <w:sz w:val="18"/>
+                <w:szCs w:val="18"/>
+              </w:rPr>
+              <w:t xml:space="preserve">Como gerente, quiero exportar los reportes a CSV</w:t>
+            </w:r>
+          </w:p>
+        </w:tc>
+        <w:tc>
+          <w:tcPr>
+            <w:tcW w:w="900" w:type="dxa"/>
+          </w:tcPr>
+          <w:p>
+            <w:pPr>
+              <w:spacing w:before="40" w:after="40" w:line="240" w:lineRule="auto"/>
+              <w:jc w:val="left"/>
+            </w:pPr>
+            <w:r>
+              <w:rPr>
+                <w:color w:val="000000"/>
+                <w:sz w:val="18"/>
+                <w:szCs w:val="18"/>
+              </w:rPr>
+              <w:t xml:space="preserve">Media</w:t>
+            </w:r>
+          </w:p>
+        </w:tc>
+        <w:tc>
+          <w:tcPr>
+            <w:tcW w:w="3168" w:type="dxa"/>
+          </w:tcPr>
+          <w:p>
+            <w:pPr>
+              <w:spacing w:before="40" w:after="40" w:line="240" w:lineRule="auto"/>
+              <w:jc w:val="left"/>
+            </w:pPr>
+            <w:r>
+              <w:rPr>
+                <w:color w:val="000000"/>
+                <w:sz w:val="18"/>
+                <w:szCs w:val="18"/>
+              </w:rPr>
+              <w:t xml:space="preserve">Archivo </w:t>
+            </w:r>
+            <w:r>
+              <w:rPr>
+                <w:rFonts w:ascii="Consolas" w:hAnsi="Consolas" w:cs="Consolas"/>
+                <w:color w:val="000000"/>
+                <w:sz w:val="16"/>
+                <w:szCs w:val="16"/>
+              </w:rPr>
+              <w:t xml:space="preserve">text/csv</w:t>
+            </w:r>
+            <w:r>
+              <w:rPr>
+                <w:color w:val="000000"/>
+                <w:sz w:val="18"/>
+                <w:szCs w:val="18"/>
+              </w:rPr>
+              <w:t xml:space="preserve"> con BOM, filtros respetados, fechas inválidas → 400, neutraliza fórmulas de Excel</w:t>
+            </w:r>
+          </w:p>
+        </w:tc>
+      </w:tr>
     </w:tbl>
     <w:p>
       <w:pPr>
@@ -3688,7 +4127,7 @@
           <w:sz w:val="22"/>
           <w:szCs w:val="22"/>
         </w:rPr>
-        <w:t xml:space="preserve"> autenticación/roles, paginación, pruebas de carga, internacionalización. Se registran como deuda en la sección 8 y en el backlog.</w:t>
+        <w:t xml:space="preserve"> paginación de los listados, pruebas de carga, internacionalización. Se registran como deuda en la sección 8 y en el backlog.</w:t>
       </w:r>
     </w:p>
     <w:p>
@@ -3736,7 +4175,7 @@
           <w:sz w:val="17"/>
           <w:szCs w:val="17"/>
         </w:rPr>
-        <w:t xml:space="preserve">          /  E2E  \        Selenium (C#) + Cypress (JS)   — flujos críticos, 24 escenarios</w:t>
+        <w:t xml:space="preserve">          /  E2E  \        Selenium (C#) + Cypress (JS)   — flujos críticos, 36 escenarios</w:t>
       </w:r>
     </w:p>
     <w:p>
@@ -3826,10 +4265,10 @@
         <w:tblLayout w:type="fixed"/>
       </w:tblPr>
       <w:tblGrid>
-        <w:gridCol w:w="1063"/>
-        <w:gridCol w:w="3987"/>
-        <w:gridCol w:w="2990"/>
-        <w:gridCol w:w="798"/>
+        <w:gridCol w:w="955"/>
+        <w:gridCol w:w="3582"/>
+        <w:gridCol w:w="3582"/>
+        <w:gridCol w:w="719"/>
       </w:tblGrid>
       <w:tr>
         <w:trPr>
@@ -3837,7 +4276,7 @@
         </w:trPr>
         <w:tc>
           <w:tcPr>
-            <w:tcW w:w="1063" w:type="dxa"/>
+            <w:tcW w:w="955" w:type="dxa"/>
           </w:tcPr>
           <w:p>
             <w:pPr>
@@ -3857,7 +4296,7 @@
         </w:tc>
         <w:tc>
           <w:tcPr>
-            <w:tcW w:w="3987" w:type="dxa"/>
+            <w:tcW w:w="3582" w:type="dxa"/>
           </w:tcPr>
           <w:p>
             <w:pPr>
@@ -3877,7 +4316,7 @@
         </w:tc>
         <w:tc>
           <w:tcPr>
-            <w:tcW w:w="2990" w:type="dxa"/>
+            <w:tcW w:w="3582" w:type="dxa"/>
           </w:tcPr>
           <w:p>
             <w:pPr>
@@ -3897,7 +4336,7 @@
         </w:tc>
         <w:tc>
           <w:tcPr>
-            <w:tcW w:w="798" w:type="dxa"/>
+            <w:tcW w:w="719" w:type="dxa"/>
           </w:tcPr>
           <w:p>
             <w:pPr>
@@ -3922,7 +4361,7 @@
         </w:trPr>
         <w:tc>
           <w:tcPr>
-            <w:tcW w:w="1063" w:type="dxa"/>
+            <w:tcW w:w="955" w:type="dxa"/>
           </w:tcPr>
           <w:p>
             <w:pPr>
@@ -3941,7 +4380,7 @@
         </w:tc>
         <w:tc>
           <w:tcPr>
-            <w:tcW w:w="3987" w:type="dxa"/>
+            <w:tcW w:w="3582" w:type="dxa"/>
           </w:tcPr>
           <w:p>
             <w:pPr>
@@ -3969,7 +4408,7 @@
         </w:tc>
         <w:tc>
           <w:tcPr>
-            <w:tcW w:w="2990" w:type="dxa"/>
+            <w:tcW w:w="3582" w:type="dxa"/>
           </w:tcPr>
           <w:p>
             <w:pPr>
@@ -3988,7 +4427,7 @@
         </w:tc>
         <w:tc>
           <w:tcPr>
-            <w:tcW w:w="798" w:type="dxa"/>
+            <w:tcW w:w="719" w:type="dxa"/>
           </w:tcPr>
           <w:p>
             <w:pPr>
@@ -4012,7 +4451,7 @@
         </w:trPr>
         <w:tc>
           <w:tcPr>
-            <w:tcW w:w="1063" w:type="dxa"/>
+            <w:tcW w:w="955" w:type="dxa"/>
           </w:tcPr>
           <w:p>
             <w:pPr>
@@ -4031,7 +4470,7 @@
         </w:tc>
         <w:tc>
           <w:tcPr>
-            <w:tcW w:w="3987" w:type="dxa"/>
+            <w:tcW w:w="3582" w:type="dxa"/>
           </w:tcPr>
           <w:p>
             <w:pPr>
@@ -4050,7 +4489,7 @@
         </w:tc>
         <w:tc>
           <w:tcPr>
-            <w:tcW w:w="2990" w:type="dxa"/>
+            <w:tcW w:w="3582" w:type="dxa"/>
           </w:tcPr>
           <w:p>
             <w:pPr>
@@ -4080,13 +4519,13 @@
                 <w:sz w:val="18"/>
                 <w:szCs w:val="18"/>
               </w:rPr>
-              <w:t xml:space="preserve"> (140 pruebas)</w:t>
-            </w:r>
-          </w:p>
-        </w:tc>
-        <w:tc>
-          <w:tcPr>
-            <w:tcW w:w="798" w:type="dxa"/>
+              <w:t xml:space="preserve"> (134 pruebas) y unitarias (46)</w:t>
+            </w:r>
+          </w:p>
+        </w:tc>
+        <w:tc>
+          <w:tcPr>
+            <w:tcW w:w="719" w:type="dxa"/>
           </w:tcPr>
           <w:p>
             <w:pPr>
@@ -4110,7 +4549,7 @@
         </w:trPr>
         <w:tc>
           <w:tcPr>
-            <w:tcW w:w="1063" w:type="dxa"/>
+            <w:tcW w:w="955" w:type="dxa"/>
           </w:tcPr>
           <w:p>
             <w:pPr>
@@ -4129,7 +4568,7 @@
         </w:tc>
         <w:tc>
           <w:tcPr>
-            <w:tcW w:w="3987" w:type="dxa"/>
+            <w:tcW w:w="3582" w:type="dxa"/>
           </w:tcPr>
           <w:p>
             <w:pPr>
@@ -4148,7 +4587,7 @@
         </w:tc>
         <w:tc>
           <w:tcPr>
-            <w:tcW w:w="2990" w:type="dxa"/>
+            <w:tcW w:w="3582" w:type="dxa"/>
           </w:tcPr>
           <w:p>
             <w:pPr>
@@ -4167,7 +4606,7 @@
         </w:tc>
         <w:tc>
           <w:tcPr>
-            <w:tcW w:w="798" w:type="dxa"/>
+            <w:tcW w:w="719" w:type="dxa"/>
           </w:tcPr>
           <w:p>
             <w:pPr>
@@ -4191,7 +4630,7 @@
         </w:trPr>
         <w:tc>
           <w:tcPr>
-            <w:tcW w:w="1063" w:type="dxa"/>
+            <w:tcW w:w="955" w:type="dxa"/>
           </w:tcPr>
           <w:p>
             <w:pPr>
@@ -4210,7 +4649,7 @@
         </w:tc>
         <w:tc>
           <w:tcPr>
-            <w:tcW w:w="3987" w:type="dxa"/>
+            <w:tcW w:w="3582" w:type="dxa"/>
           </w:tcPr>
           <w:p>
             <w:pPr>
@@ -4229,7 +4668,7 @@
         </w:tc>
         <w:tc>
           <w:tcPr>
-            <w:tcW w:w="2990" w:type="dxa"/>
+            <w:tcW w:w="3582" w:type="dxa"/>
           </w:tcPr>
           <w:p>
             <w:pPr>
@@ -4266,7 +4705,7 @@
         </w:tc>
         <w:tc>
           <w:tcPr>
-            <w:tcW w:w="798" w:type="dxa"/>
+            <w:tcW w:w="719" w:type="dxa"/>
           </w:tcPr>
           <w:p>
             <w:pPr>
@@ -4290,7 +4729,7 @@
         </w:trPr>
         <w:tc>
           <w:tcPr>
-            <w:tcW w:w="1063" w:type="dxa"/>
+            <w:tcW w:w="955" w:type="dxa"/>
           </w:tcPr>
           <w:p>
             <w:pPr>
@@ -4309,7 +4748,7 @@
         </w:tc>
         <w:tc>
           <w:tcPr>
-            <w:tcW w:w="3987" w:type="dxa"/>
+            <w:tcW w:w="3582" w:type="dxa"/>
           </w:tcPr>
           <w:p>
             <w:pPr>
@@ -4328,7 +4767,7 @@
         </w:tc>
         <w:tc>
           <w:tcPr>
-            <w:tcW w:w="2990" w:type="dxa"/>
+            <w:tcW w:w="3582" w:type="dxa"/>
           </w:tcPr>
           <w:p>
             <w:pPr>
@@ -4347,7 +4786,7 @@
         </w:tc>
         <w:tc>
           <w:tcPr>
-            <w:tcW w:w="798" w:type="dxa"/>
+            <w:tcW w:w="719" w:type="dxa"/>
           </w:tcPr>
           <w:p>
             <w:pPr>
@@ -4371,7 +4810,7 @@
         </w:trPr>
         <w:tc>
           <w:tcPr>
-            <w:tcW w:w="1063" w:type="dxa"/>
+            <w:tcW w:w="955" w:type="dxa"/>
           </w:tcPr>
           <w:p>
             <w:pPr>
@@ -4390,7 +4829,7 @@
         </w:tc>
         <w:tc>
           <w:tcPr>
-            <w:tcW w:w="3987" w:type="dxa"/>
+            <w:tcW w:w="3582" w:type="dxa"/>
           </w:tcPr>
           <w:p>
             <w:pPr>
@@ -4426,7 +4865,7 @@
         </w:tc>
         <w:tc>
           <w:tcPr>
-            <w:tcW w:w="2990" w:type="dxa"/>
+            <w:tcW w:w="3582" w:type="dxa"/>
           </w:tcPr>
           <w:p>
             <w:pPr>
@@ -4445,7 +4884,7 @@
         </w:tc>
         <w:tc>
           <w:tcPr>
-            <w:tcW w:w="798" w:type="dxa"/>
+            <w:tcW w:w="719" w:type="dxa"/>
           </w:tcPr>
           <w:p>
             <w:pPr>
@@ -4469,7 +4908,7 @@
         </w:trPr>
         <w:tc>
           <w:tcPr>
-            <w:tcW w:w="1063" w:type="dxa"/>
+            <w:tcW w:w="955" w:type="dxa"/>
           </w:tcPr>
           <w:p>
             <w:pPr>
@@ -4488,7 +4927,7 @@
         </w:tc>
         <w:tc>
           <w:tcPr>
-            <w:tcW w:w="3987" w:type="dxa"/>
+            <w:tcW w:w="3582" w:type="dxa"/>
           </w:tcPr>
           <w:p>
             <w:pPr>
@@ -4507,7 +4946,7 @@
         </w:tc>
         <w:tc>
           <w:tcPr>
-            <w:tcW w:w="2990" w:type="dxa"/>
+            <w:tcW w:w="3582" w:type="dxa"/>
           </w:tcPr>
           <w:p>
             <w:pPr>
@@ -4526,7 +4965,7 @@
         </w:tc>
         <w:tc>
           <w:tcPr>
-            <w:tcW w:w="798" w:type="dxa"/>
+            <w:tcW w:w="719" w:type="dxa"/>
           </w:tcPr>
           <w:p>
             <w:pPr>
@@ -4550,7 +4989,7 @@
         </w:trPr>
         <w:tc>
           <w:tcPr>
-            <w:tcW w:w="1063" w:type="dxa"/>
+            <w:tcW w:w="955" w:type="dxa"/>
           </w:tcPr>
           <w:p>
             <w:pPr>
@@ -4569,7 +5008,7 @@
         </w:tc>
         <w:tc>
           <w:tcPr>
-            <w:tcW w:w="3987" w:type="dxa"/>
+            <w:tcW w:w="3582" w:type="dxa"/>
           </w:tcPr>
           <w:p>
             <w:pPr>
@@ -4588,7 +5027,7 @@
         </w:tc>
         <w:tc>
           <w:tcPr>
-            <w:tcW w:w="2990" w:type="dxa"/>
+            <w:tcW w:w="3582" w:type="dxa"/>
           </w:tcPr>
           <w:p>
             <w:pPr>
@@ -4624,7 +5063,7 @@
         </w:tc>
         <w:tc>
           <w:tcPr>
-            <w:tcW w:w="798" w:type="dxa"/>
+            <w:tcW w:w="719" w:type="dxa"/>
           </w:tcPr>
           <w:p>
             <w:pPr>
@@ -4723,7 +5162,7 @@
           <w:sz w:val="22"/>
           <w:szCs w:val="22"/>
         </w:rPr>
-        <w:t xml:space="preserve">verde (96/96 en ese momento; 164/164 al cierre del sprint con las pruebas añadidas después)</w:t>
+        <w:t xml:space="preserve">verde (96/96 en ese momento; 216/216 al cierre del sprint con las pruebas añadidas después)</w:t>
       </w:r>
       <w:r>
         <w:rPr>
@@ -4853,6 +5292,93 @@
           <w:szCs w:val="22"/>
         </w:rPr>
         <w:t xml:space="preserve">).</w:t>
+      </w:r>
+    </w:p>
+    <w:p>
+      <w:pPr>
+        <w:pStyle w:val="Prrafodelista"/>
+        <w:numPr>
+          <w:ilvl w:val="0"/>
+          <w:numId w:val="1"/>
+        </w:numPr>
+        <w:spacing w:after="60"/>
+        <w:jc w:val="left"/>
+      </w:pPr>
+      <w:r>
+        <w:rPr>
+          <w:color w:val="000000"/>
+          <w:sz w:val="22"/>
+          <w:szCs w:val="22"/>
+        </w:rPr>
+        <w:t xml:space="preserve"/>
+      </w:r>
+      <w:r>
+        <w:rPr>
+          <w:b/>
+          <w:color w:val="000000"/>
+          <w:sz w:val="22"/>
+          <w:szCs w:val="22"/>
+        </w:rPr>
+        <w:t xml:space="preserve">Nota sobre HU-13 a HU-17:</w:t>
+      </w:r>
+      <w:r>
+        <w:rPr>
+          <w:color w:val="000000"/>
+          <w:sz w:val="22"/>
+          <w:szCs w:val="22"/>
+        </w:rPr>
+        <w:t xml:space="preserve"> se construyeron después y sus pruebas de aceptación (</w:t>
+      </w:r>
+      <w:r>
+        <w:rPr>
+          <w:rFonts w:ascii="Consolas" w:hAnsi="Consolas" w:cs="Consolas"/>
+          <w:color w:val="000000"/>
+          <w:sz w:val="20"/>
+          <w:szCs w:val="20"/>
+        </w:rPr>
+        <w:t xml:space="preserve">SeguridadTests</w:t>
+      </w:r>
+      <w:r>
+        <w:rPr>
+          <w:color w:val="000000"/>
+          <w:sz w:val="22"/>
+          <w:szCs w:val="22"/>
+        </w:rPr>
+        <w:t xml:space="preserve">, </w:t>
+      </w:r>
+      <w:r>
+        <w:rPr>
+          <w:rFonts w:ascii="Consolas" w:hAnsi="Consolas" w:cs="Consolas"/>
+          <w:color w:val="000000"/>
+          <w:sz w:val="20"/>
+          <w:szCs w:val="20"/>
+        </w:rPr>
+        <w:t xml:space="preserve">BitacoraTests</w:t>
+      </w:r>
+      <w:r>
+        <w:rPr>
+          <w:color w:val="000000"/>
+          <w:sz w:val="22"/>
+          <w:szCs w:val="22"/>
+        </w:rPr>
+        <w:t xml:space="preserve">, </w:t>
+      </w:r>
+      <w:r>
+        <w:rPr>
+          <w:rFonts w:ascii="Consolas" w:hAnsi="Consolas" w:cs="Consolas"/>
+          <w:color w:val="000000"/>
+          <w:sz w:val="20"/>
+          <w:szCs w:val="20"/>
+        </w:rPr>
+        <w:t xml:space="preserve">ReportesCsvTests</w:t>
+      </w:r>
+      <w:r>
+        <w:rPr>
+          <w:color w:val="000000"/>
+          <w:sz w:val="22"/>
+          <w:szCs w:val="22"/>
+        </w:rPr>
+        <w:t xml:space="preserve">, E2E-12 a E2E-17 y el bloque "Acceso, landing y roles" de Cypress) se escribieron al cerrar cada incremento, no antes del código. El ciclo rojo→verde documentado corresponde a DEF-01 a DEF-05.</w:t>
       </w:r>
     </w:p>
     <w:p>
@@ -5457,7 +5983,7 @@
           <w:sz w:val="22"/>
           <w:szCs w:val="22"/>
         </w:rPr>
-        <w:t xml:space="preserve">, 11 escenarios (11/11 pasan), Chrome </w:t>
+        <w:t xml:space="preserve">, 17 escenarios (17/17 pasan), Chrome </w:t>
       </w:r>
       <w:r>
         <w:rPr>
@@ -5527,7 +6053,7 @@
           <w:sz w:val="22"/>
           <w:szCs w:val="22"/>
         </w:rPr>
-        <w:t xml:space="preserve">, 13 escenarios (13/13 pasan), reporte JUnit.</w:t>
+        <w:t xml:space="preserve">, 19 escenarios (19/19 pasan), reporte JUnit.</w:t>
       </w:r>
     </w:p>
     <w:p>
@@ -7426,10 +7952,10 @@
         <w:tblLayout w:type="fixed"/>
       </w:tblPr>
       <w:tblGrid>
-        <w:gridCol w:w="2644"/>
-        <w:gridCol w:w="2783"/>
-        <w:gridCol w:w="2574"/>
-        <w:gridCol w:w="837"/>
+        <w:gridCol w:w="2603"/>
+        <w:gridCol w:w="2740"/>
+        <w:gridCol w:w="2671"/>
+        <w:gridCol w:w="824"/>
       </w:tblGrid>
       <w:tr>
         <w:trPr>
@@ -7437,7 +7963,7 @@
         </w:trPr>
         <w:tc>
           <w:tcPr>
-            <w:tcW w:w="2644" w:type="dxa"/>
+            <w:tcW w:w="2603" w:type="dxa"/>
           </w:tcPr>
           <w:p>
             <w:pPr>
@@ -7457,7 +7983,7 @@
         </w:tc>
         <w:tc>
           <w:tcPr>
-            <w:tcW w:w="2783" w:type="dxa"/>
+            <w:tcW w:w="2740" w:type="dxa"/>
           </w:tcPr>
           <w:p>
             <w:pPr>
@@ -7477,7 +8003,7 @@
         </w:tc>
         <w:tc>
           <w:tcPr>
-            <w:tcW w:w="2574" w:type="dxa"/>
+            <w:tcW w:w="2671" w:type="dxa"/>
           </w:tcPr>
           <w:p>
             <w:pPr>
@@ -7497,7 +8023,7 @@
         </w:tc>
         <w:tc>
           <w:tcPr>
-            <w:tcW w:w="837" w:type="dxa"/>
+            <w:tcW w:w="824" w:type="dxa"/>
           </w:tcPr>
           <w:p>
             <w:pPr>
@@ -7522,7 +8048,7 @@
         </w:trPr>
         <w:tc>
           <w:tcPr>
-            <w:tcW w:w="2644" w:type="dxa"/>
+            <w:tcW w:w="2603" w:type="dxa"/>
           </w:tcPr>
           <w:p>
             <w:pPr>
@@ -7541,26 +8067,26 @@
         </w:tc>
         <w:tc>
           <w:tcPr>
-            <w:tcW w:w="2783" w:type="dxa"/>
-          </w:tcPr>
-          <w:p>
-            <w:pPr>
-              <w:spacing w:before="40" w:after="40" w:line="240" w:lineRule="auto"/>
-              <w:jc w:val="left"/>
-            </w:pPr>
-            <w:r>
-              <w:rPr>
-                <w:color w:val="000000"/>
-                <w:sz w:val="18"/>
-                <w:szCs w:val="18"/>
-              </w:rPr>
-              <w:t xml:space="preserve">xUnit 140 + Selenium 11 + Cypress 13</w:t>
-            </w:r>
-          </w:p>
-        </w:tc>
-        <w:tc>
-          <w:tcPr>
-            <w:tcW w:w="2574" w:type="dxa"/>
+            <w:tcW w:w="2740" w:type="dxa"/>
+          </w:tcPr>
+          <w:p>
+            <w:pPr>
+              <w:spacing w:before="40" w:after="40" w:line="240" w:lineRule="auto"/>
+              <w:jc w:val="left"/>
+            </w:pPr>
+            <w:r>
+              <w:rPr>
+                <w:color w:val="000000"/>
+                <w:sz w:val="18"/>
+                <w:szCs w:val="18"/>
+              </w:rPr>
+              <w:t xml:space="preserve">xUnit 180 + Selenium 17 + Cypress 19</w:t>
+            </w:r>
+          </w:p>
+        </w:tc>
+        <w:tc>
+          <w:tcPr>
+            <w:tcW w:w="2671" w:type="dxa"/>
           </w:tcPr>
           <w:p>
             <w:pPr>
@@ -7574,13 +8100,13 @@
                 <w:sz w:val="18"/>
                 <w:szCs w:val="18"/>
               </w:rPr>
-              <w:t xml:space="preserve">164</w:t>
-            </w:r>
-          </w:p>
-        </w:tc>
-        <w:tc>
-          <w:tcPr>
-            <w:tcW w:w="837" w:type="dxa"/>
+              <w:t xml:space="preserve">216</w:t>
+            </w:r>
+          </w:p>
+        </w:tc>
+        <w:tc>
+          <w:tcPr>
+            <w:tcW w:w="824" w:type="dxa"/>
           </w:tcPr>
           <w:p>
             <w:pPr>
@@ -7604,7 +8130,7 @@
         </w:trPr>
         <w:tc>
           <w:tcPr>
-            <w:tcW w:w="2644" w:type="dxa"/>
+            <w:tcW w:w="2603" w:type="dxa"/>
           </w:tcPr>
           <w:p>
             <w:pPr>
@@ -7623,7 +8149,7 @@
         </w:tc>
         <w:tc>
           <w:tcPr>
-            <w:tcW w:w="2783" w:type="dxa"/>
+            <w:tcW w:w="2740" w:type="dxa"/>
           </w:tcPr>
           <w:p>
             <w:pPr>
@@ -7642,7 +8168,7 @@
         </w:tc>
         <w:tc>
           <w:tcPr>
-            <w:tcW w:w="2574" w:type="dxa"/>
+            <w:tcW w:w="2671" w:type="dxa"/>
           </w:tcPr>
           <w:p>
             <w:pPr>
@@ -7656,13 +8182,13 @@
                 <w:sz w:val="18"/>
                 <w:szCs w:val="18"/>
               </w:rPr>
-              <w:t xml:space="preserve">164 / 164 = 100 %</w:t>
-            </w:r>
-          </w:p>
-        </w:tc>
-        <w:tc>
-          <w:tcPr>
-            <w:tcW w:w="837" w:type="dxa"/>
+              <w:t xml:space="preserve">216 / 216 = 100 %</w:t>
+            </w:r>
+          </w:p>
+        </w:tc>
+        <w:tc>
+          <w:tcPr>
+            <w:tcW w:w="824" w:type="dxa"/>
           </w:tcPr>
           <w:p>
             <w:pPr>
@@ -7686,7 +8212,7 @@
         </w:trPr>
         <w:tc>
           <w:tcPr>
-            <w:tcW w:w="2644" w:type="dxa"/>
+            <w:tcW w:w="2603" w:type="dxa"/>
           </w:tcPr>
           <w:p>
             <w:pPr>
@@ -7705,7 +8231,7 @@
         </w:tc>
         <w:tc>
           <w:tcPr>
-            <w:tcW w:w="2783" w:type="dxa"/>
+            <w:tcW w:w="2740" w:type="dxa"/>
           </w:tcPr>
           <w:p>
             <w:pPr>
@@ -7724,7 +8250,7 @@
         </w:tc>
         <w:tc>
           <w:tcPr>
-            <w:tcW w:w="2574" w:type="dxa"/>
+            <w:tcW w:w="2671" w:type="dxa"/>
           </w:tcPr>
           <w:p>
             <w:pPr>
@@ -7743,7 +8269,7 @@
         </w:tc>
         <w:tc>
           <w:tcPr>
-            <w:tcW w:w="837" w:type="dxa"/>
+            <w:tcW w:w="824" w:type="dxa"/>
           </w:tcPr>
           <w:p>
             <w:pPr>
@@ -7767,7 +8293,7 @@
         </w:trPr>
         <w:tc>
           <w:tcPr>
-            <w:tcW w:w="2644" w:type="dxa"/>
+            <w:tcW w:w="2603" w:type="dxa"/>
           </w:tcPr>
           <w:p>
             <w:pPr>
@@ -7786,7 +8312,7 @@
         </w:tc>
         <w:tc>
           <w:tcPr>
-            <w:tcW w:w="2783" w:type="dxa"/>
+            <w:tcW w:w="2740" w:type="dxa"/>
           </w:tcPr>
           <w:p>
             <w:pPr>
@@ -7805,7 +8331,7 @@
         </w:tc>
         <w:tc>
           <w:tcPr>
-            <w:tcW w:w="2574" w:type="dxa"/>
+            <w:tcW w:w="2671" w:type="dxa"/>
           </w:tcPr>
           <w:p>
             <w:pPr>
@@ -7824,7 +8350,7 @@
         </w:tc>
         <w:tc>
           <w:tcPr>
-            <w:tcW w:w="837" w:type="dxa"/>
+            <w:tcW w:w="824" w:type="dxa"/>
           </w:tcPr>
           <w:p>
             <w:pPr>
@@ -7848,7 +8374,7 @@
         </w:trPr>
         <w:tc>
           <w:tcPr>
-            <w:tcW w:w="2644" w:type="dxa"/>
+            <w:tcW w:w="2603" w:type="dxa"/>
           </w:tcPr>
           <w:p>
             <w:pPr>
@@ -7867,7 +8393,7 @@
         </w:tc>
         <w:tc>
           <w:tcPr>
-            <w:tcW w:w="2783" w:type="dxa"/>
+            <w:tcW w:w="2740" w:type="dxa"/>
           </w:tcPr>
           <w:p>
             <w:pPr>
@@ -7886,7 +8412,7 @@
         </w:tc>
         <w:tc>
           <w:tcPr>
-            <w:tcW w:w="2574" w:type="dxa"/>
+            <w:tcW w:w="2671" w:type="dxa"/>
           </w:tcPr>
           <w:p>
             <w:pPr>
@@ -7900,21 +8426,21 @@
                 <w:sz w:val="18"/>
                 <w:szCs w:val="18"/>
               </w:rPr>
-              <w:t xml:space="preserve">5</w:t>
-            </w:r>
-            <w:r>
-              <w:rPr>
-                <w:color w:val="000000"/>
-                <w:sz w:val="18"/>
-                <w:szCs w:val="18"/>
-              </w:rPr>
-              <w:t xml:space="preserve"> (3 mayores, 2 menores)</w:t>
-            </w:r>
-          </w:p>
-        </w:tc>
-        <w:tc>
-          <w:tcPr>
-            <w:tcW w:w="837" w:type="dxa"/>
+              <w:t xml:space="preserve">6</w:t>
+            </w:r>
+            <w:r>
+              <w:rPr>
+                <w:color w:val="000000"/>
+                <w:sz w:val="18"/>
+                <w:szCs w:val="18"/>
+              </w:rPr>
+              <w:t xml:space="preserve"> (1 crítico, 3 mayores, 2 menores)</w:t>
+            </w:r>
+          </w:p>
+        </w:tc>
+        <w:tc>
+          <w:tcPr>
+            <w:tcW w:w="824" w:type="dxa"/>
           </w:tcPr>
           <w:p>
             <w:pPr>
@@ -7938,7 +8464,7 @@
         </w:trPr>
         <w:tc>
           <w:tcPr>
-            <w:tcW w:w="2644" w:type="dxa"/>
+            <w:tcW w:w="2603" w:type="dxa"/>
           </w:tcPr>
           <w:p>
             <w:pPr>
@@ -7957,7 +8483,7 @@
         </w:tc>
         <w:tc>
           <w:tcPr>
-            <w:tcW w:w="2783" w:type="dxa"/>
+            <w:tcW w:w="2740" w:type="dxa"/>
           </w:tcPr>
           <w:p>
             <w:pPr>
@@ -7976,7 +8502,7 @@
         </w:tc>
         <w:tc>
           <w:tcPr>
-            <w:tcW w:w="2574" w:type="dxa"/>
+            <w:tcW w:w="2671" w:type="dxa"/>
           </w:tcPr>
           <w:p>
             <w:pPr>
@@ -7990,13 +8516,13 @@
                 <w:sz w:val="18"/>
                 <w:szCs w:val="18"/>
               </w:rPr>
-              <w:t xml:space="preserve">5 / 5 = 100 %</w:t>
-            </w:r>
-          </w:p>
-        </w:tc>
-        <w:tc>
-          <w:tcPr>
-            <w:tcW w:w="837" w:type="dxa"/>
+              <w:t xml:space="preserve">6 / 6 = 100 %</w:t>
+            </w:r>
+          </w:p>
+        </w:tc>
+        <w:tc>
+          <w:tcPr>
+            <w:tcW w:w="824" w:type="dxa"/>
           </w:tcPr>
           <w:p>
             <w:pPr>
@@ -8020,7 +8546,7 @@
         </w:trPr>
         <w:tc>
           <w:tcPr>
-            <w:tcW w:w="2644" w:type="dxa"/>
+            <w:tcW w:w="2603" w:type="dxa"/>
           </w:tcPr>
           <w:p>
             <w:pPr>
@@ -8039,7 +8565,7 @@
         </w:tc>
         <w:tc>
           <w:tcPr>
-            <w:tcW w:w="2783" w:type="dxa"/>
+            <w:tcW w:w="2740" w:type="dxa"/>
           </w:tcPr>
           <w:p>
             <w:pPr>
@@ -8058,7 +8584,7 @@
         </w:tc>
         <w:tc>
           <w:tcPr>
-            <w:tcW w:w="2574" w:type="dxa"/>
+            <w:tcW w:w="2671" w:type="dxa"/>
           </w:tcPr>
           <w:p>
             <w:pPr>
@@ -8072,13 +8598,13 @@
                 <w:sz w:val="18"/>
                 <w:szCs w:val="18"/>
               </w:rPr>
-              <w:t xml:space="preserve">1081 / 1371 = 78.8 %</w:t>
-            </w:r>
-          </w:p>
-        </w:tc>
-        <w:tc>
-          <w:tcPr>
-            <w:tcW w:w="837" w:type="dxa"/>
+              <w:t xml:space="preserve">1328 / 1633 = 81.3 %</w:t>
+            </w:r>
+          </w:p>
+        </w:tc>
+        <w:tc>
+          <w:tcPr>
+            <w:tcW w:w="824" w:type="dxa"/>
           </w:tcPr>
           <w:p>
             <w:pPr>
@@ -8102,7 +8628,7 @@
         </w:trPr>
         <w:tc>
           <w:tcPr>
-            <w:tcW w:w="2644" w:type="dxa"/>
+            <w:tcW w:w="2603" w:type="dxa"/>
           </w:tcPr>
           <w:p>
             <w:pPr>
@@ -8130,7 +8656,7 @@
         </w:tc>
         <w:tc>
           <w:tcPr>
-            <w:tcW w:w="2783" w:type="dxa"/>
+            <w:tcW w:w="2740" w:type="dxa"/>
           </w:tcPr>
           <w:p>
             <w:pPr>
@@ -8149,7 +8675,7 @@
         </w:tc>
         <w:tc>
           <w:tcPr>
-            <w:tcW w:w="2574" w:type="dxa"/>
+            <w:tcW w:w="2671" w:type="dxa"/>
           </w:tcPr>
           <w:p>
             <w:pPr>
@@ -8168,7 +8694,7 @@
         </w:tc>
         <w:tc>
           <w:tcPr>
-            <w:tcW w:w="837" w:type="dxa"/>
+            <w:tcW w:w="824" w:type="dxa"/>
           </w:tcPr>
           <w:p>
             <w:pPr>
@@ -8192,7 +8718,7 @@
         </w:trPr>
         <w:tc>
           <w:tcPr>
-            <w:tcW w:w="2644" w:type="dxa"/>
+            <w:tcW w:w="2603" w:type="dxa"/>
           </w:tcPr>
           <w:p>
             <w:pPr>
@@ -8211,26 +8737,26 @@
         </w:tc>
         <w:tc>
           <w:tcPr>
-            <w:tcW w:w="2783" w:type="dxa"/>
-          </w:tcPr>
-          <w:p>
-            <w:pPr>
-              <w:spacing w:before="40" w:after="40" w:line="240" w:lineRule="auto"/>
-              <w:jc w:val="left"/>
-            </w:pPr>
-            <w:r>
-              <w:rPr>
-                <w:color w:val="000000"/>
-                <w:sz w:val="18"/>
-                <w:szCs w:val="18"/>
-              </w:rPr>
-              <w:t xml:space="preserve">defectos / KLOC (1.371 KLOC ejecutables)</w:t>
-            </w:r>
-          </w:p>
-        </w:tc>
-        <w:tc>
-          <w:tcPr>
-            <w:tcW w:w="2574" w:type="dxa"/>
+            <w:tcW w:w="2740" w:type="dxa"/>
+          </w:tcPr>
+          <w:p>
+            <w:pPr>
+              <w:spacing w:before="40" w:after="40" w:line="240" w:lineRule="auto"/>
+              <w:jc w:val="left"/>
+            </w:pPr>
+            <w:r>
+              <w:rPr>
+                <w:color w:val="000000"/>
+                <w:sz w:val="18"/>
+                <w:szCs w:val="18"/>
+              </w:rPr>
+              <w:t xml:space="preserve">defectos / KLOC (1.633 KLOC ejecutables)</w:t>
+            </w:r>
+          </w:p>
+        </w:tc>
+        <w:tc>
+          <w:tcPr>
+            <w:tcW w:w="2671" w:type="dxa"/>
           </w:tcPr>
           <w:p>
             <w:pPr>
@@ -8244,13 +8770,13 @@
                 <w:sz w:val="18"/>
                 <w:szCs w:val="18"/>
               </w:rPr>
-              <w:t xml:space="preserve">3.6 defectos/KLOC</w:t>
-            </w:r>
-          </w:p>
-        </w:tc>
-        <w:tc>
-          <w:tcPr>
-            <w:tcW w:w="837" w:type="dxa"/>
+              <w:t xml:space="preserve">3.7 defectos/KLOC</w:t>
+            </w:r>
+          </w:p>
+        </w:tc>
+        <w:tc>
+          <w:tcPr>
+            <w:tcW w:w="824" w:type="dxa"/>
           </w:tcPr>
           <w:p>
             <w:pPr>
@@ -8274,7 +8800,7 @@
         </w:trPr>
         <w:tc>
           <w:tcPr>
-            <w:tcW w:w="2644" w:type="dxa"/>
+            <w:tcW w:w="2603" w:type="dxa"/>
           </w:tcPr>
           <w:p>
             <w:pPr>
@@ -8293,7 +8819,7 @@
         </w:tc>
         <w:tc>
           <w:tcPr>
-            <w:tcW w:w="2783" w:type="dxa"/>
+            <w:tcW w:w="2740" w:type="dxa"/>
           </w:tcPr>
           <w:p>
             <w:pPr>
@@ -8312,26 +8838,26 @@
         </w:tc>
         <w:tc>
           <w:tcPr>
-            <w:tcW w:w="2574" w:type="dxa"/>
-          </w:tcPr>
-          <w:p>
-            <w:pPr>
-              <w:spacing w:before="40" w:after="40" w:line="240" w:lineRule="auto"/>
-              <w:jc w:val="left"/>
-            </w:pPr>
-            <w:r>
-              <w:rPr>
-                <w:color w:val="000000"/>
-                <w:sz w:val="18"/>
-                <w:szCs w:val="18"/>
-              </w:rPr>
-              <w:t xml:space="preserve">≈ 5 s</w:t>
-            </w:r>
-          </w:p>
-        </w:tc>
-        <w:tc>
-          <w:tcPr>
-            <w:tcW w:w="837" w:type="dxa"/>
+            <w:tcW w:w="2671" w:type="dxa"/>
+          </w:tcPr>
+          <w:p>
+            <w:pPr>
+              <w:spacing w:before="40" w:after="40" w:line="240" w:lineRule="auto"/>
+              <w:jc w:val="left"/>
+            </w:pPr>
+            <w:r>
+              <w:rPr>
+                <w:color w:val="000000"/>
+                <w:sz w:val="18"/>
+                <w:szCs w:val="18"/>
+              </w:rPr>
+              <w:t xml:space="preserve">≈ 13 s</w:t>
+            </w:r>
+          </w:p>
+        </w:tc>
+        <w:tc>
+          <w:tcPr>
+            <w:tcW w:w="824" w:type="dxa"/>
           </w:tcPr>
           <w:p>
             <w:pPr>
@@ -8355,7 +8881,7 @@
         </w:trPr>
         <w:tc>
           <w:tcPr>
-            <w:tcW w:w="2644" w:type="dxa"/>
+            <w:tcW w:w="2603" w:type="dxa"/>
           </w:tcPr>
           <w:p>
             <w:pPr>
@@ -8374,7 +8900,7 @@
         </w:tc>
         <w:tc>
           <w:tcPr>
-            <w:tcW w:w="2783" w:type="dxa"/>
+            <w:tcW w:w="2740" w:type="dxa"/>
           </w:tcPr>
           <w:p>
             <w:pPr>
@@ -8393,7 +8919,7 @@
         </w:tc>
         <w:tc>
           <w:tcPr>
-            <w:tcW w:w="2574" w:type="dxa"/>
+            <w:tcW w:w="2671" w:type="dxa"/>
           </w:tcPr>
           <w:p>
             <w:pPr>
@@ -8407,21 +8933,21 @@
                 <w:sz w:val="18"/>
                 <w:szCs w:val="18"/>
               </w:rPr>
-              <w:t xml:space="preserve">17</w:t>
-            </w:r>
-            <w:r>
-              <w:rPr>
-                <w:color w:val="000000"/>
-                <w:sz w:val="18"/>
-                <w:szCs w:val="18"/>
-              </w:rPr>
-              <w:t xml:space="preserve"> (12 historias + 5 defectos)</w:t>
-            </w:r>
-          </w:p>
-        </w:tc>
-        <w:tc>
-          <w:tcPr>
-            <w:tcW w:w="837" w:type="dxa"/>
+              <w:t xml:space="preserve">23</w:t>
+            </w:r>
+            <w:r>
+              <w:rPr>
+                <w:color w:val="000000"/>
+                <w:sz w:val="18"/>
+                <w:szCs w:val="18"/>
+              </w:rPr>
+              <w:t xml:space="preserve"> (17 historias + 6 defectos)</w:t>
+            </w:r>
+          </w:p>
+        </w:tc>
+        <w:tc>
+          <w:tcPr>
+            <w:tcW w:w="824" w:type="dxa"/>
           </w:tcPr>
           <w:p>
             <w:pPr>
@@ -8456,7 +8982,24 @@
           <w:sz w:val="22"/>
           <w:szCs w:val="22"/>
         </w:rPr>
-        <w:t xml:space="preserve">Detalle de cobertura por archivo: </w:t>
+        <w:t xml:space="preserve">Estas métricas se publican dentro de la propia aplicación en el </w:t>
+      </w:r>
+      <w:r>
+        <w:rPr>
+          <w:b/>
+          <w:color w:val="000000"/>
+          <w:sz w:val="22"/>
+          <w:szCs w:val="22"/>
+        </w:rPr>
+        <w:t xml:space="preserve">Panel de calidad</w:t>
+      </w:r>
+      <w:r>
+        <w:rPr>
+          <w:color w:val="000000"/>
+          <w:sz w:val="22"/>
+          <w:szCs w:val="22"/>
+        </w:rPr>
+        <w:t xml:space="preserve"> (</w:t>
       </w:r>
       <w:r>
         <w:rPr>
@@ -8465,15 +9008,15 @@
           <w:sz w:val="20"/>
           <w:szCs w:val="20"/>
         </w:rPr>
-        <w:t xml:space="preserve">Docs/evidencias/cobertura.md</w:t>
-      </w:r>
-      <w:r>
-        <w:rPr>
-          <w:color w:val="000000"/>
-          <w:sz w:val="22"/>
-          <w:szCs w:val="22"/>
-        </w:rPr>
-        <w:t xml:space="preserve">. La cobertura global (78.8 %) queda ligeramente por debajo de la meta del DoD (80 %); la brecha está en </w:t>
+        <w:t xml:space="preserve">/Calidad</w:t>
+      </w:r>
+      <w:r>
+        <w:rPr>
+          <w:color w:val="000000"/>
+          <w:sz w:val="22"/>
+          <w:szCs w:val="22"/>
+        </w:rPr>
+        <w:t xml:space="preserve">, solo administrador), que lee </w:t>
       </w:r>
       <w:r>
         <w:rPr>
@@ -8482,6 +9025,57 @@
           <w:sz w:val="20"/>
           <w:szCs w:val="20"/>
         </w:rPr>
+        <w:t xml:space="preserve">PedidoHub/Data/calidad.json</w:t>
+      </w:r>
+      <w:r>
+        <w:rPr>
+          <w:color w:val="000000"/>
+          <w:sz w:val="22"/>
+          <w:szCs w:val="22"/>
+        </w:rPr>
+        <w:t xml:space="preserve">; ese archivo lo actualiza </w:t>
+      </w:r>
+      <w:r>
+        <w:rPr>
+          <w:rFonts w:ascii="Consolas" w:hAnsi="Consolas" w:cs="Consolas"/>
+          <w:color w:val="000000"/>
+          <w:sz w:val="20"/>
+          <w:szCs w:val="20"/>
+        </w:rPr>
+        <w:t xml:space="preserve">scripts/cobertura.ps1</w:t>
+      </w:r>
+      <w:r>
+        <w:rPr>
+          <w:color w:val="000000"/>
+          <w:sz w:val="22"/>
+          <w:szCs w:val="22"/>
+        </w:rPr>
+        <w:t xml:space="preserve"> a partir de los resultados reales de las pruebas. Detalle por archivo: </w:t>
+      </w:r>
+      <w:r>
+        <w:rPr>
+          <w:rFonts w:ascii="Consolas" w:hAnsi="Consolas" w:cs="Consolas"/>
+          <w:color w:val="000000"/>
+          <w:sz w:val="20"/>
+          <w:szCs w:val="20"/>
+        </w:rPr>
+        <w:t xml:space="preserve">Docs/evidencias/cobertura.md</w:t>
+      </w:r>
+      <w:r>
+        <w:rPr>
+          <w:color w:val="000000"/>
+          <w:sz w:val="22"/>
+          <w:szCs w:val="22"/>
+        </w:rPr>
+        <w:t xml:space="preserve">. Quedan por debajo de la meta </w:t>
+      </w:r>
+      <w:r>
+        <w:rPr>
+          <w:rFonts w:ascii="Consolas" w:hAnsi="Consolas" w:cs="Consolas"/>
+          <w:color w:val="000000"/>
+          <w:sz w:val="20"/>
+          <w:szCs w:val="20"/>
+        </w:rPr>
         <w:t xml:space="preserve">TelefonosController</w:t>
       </w:r>
       <w:r>
@@ -8490,7 +9084,24 @@
           <w:sz w:val="22"/>
           <w:szCs w:val="22"/>
         </w:rPr>
-        <w:t xml:space="preserve"> (51.4 %) y se registra como TD-04.</w:t>
+        <w:t xml:space="preserve"> (51.4 %) y </w:t>
+      </w:r>
+      <w:r>
+        <w:rPr>
+          <w:rFonts w:ascii="Consolas" w:hAnsi="Consolas" w:cs="Consolas"/>
+          <w:color w:val="000000"/>
+          <w:sz w:val="20"/>
+          <w:szCs w:val="20"/>
+        </w:rPr>
+        <w:t xml:space="preserve">EmpleadosController</w:t>
+      </w:r>
+      <w:r>
+        <w:rPr>
+          <w:color w:val="000000"/>
+          <w:sz w:val="22"/>
+          <w:szCs w:val="22"/>
+        </w:rPr>
+        <w:t xml:space="preserve"> (60.5 %), registrados como TD-04.</w:t>
       </w:r>
     </w:p>
     <w:p>
@@ -8647,7 +9258,7 @@
                 <w:sz w:val="18"/>
                 <w:szCs w:val="18"/>
               </w:rPr>
-              <w:t xml:space="preserve">defectos / KLOC. Con 5 defectos y el tamaño del código (ver cobertura) se calcula por sprint</w:t>
+              <w:t xml:space="preserve">defectos / KLOC. Con 6 defectos y 1.633 KLOC ejecutables resulta 3.7 por KLOC</w:t>
             </w:r>
           </w:p>
         </w:tc>
@@ -8843,7 +9454,7 @@
           <w:sz w:val="22"/>
           <w:szCs w:val="22"/>
         </w:rPr>
-        <w:t xml:space="preserve">17 tarjetas terminadas (12 historias y 5 defectos corregidos con TDD)</w:t>
+        <w:t xml:space="preserve">23 tarjetas terminadas (17 historias y 6 defectos corregidos)</w:t>
       </w:r>
       <w:r>
         <w:rPr>
@@ -8992,7 +9603,7 @@
           <w:sz w:val="22"/>
           <w:szCs w:val="22"/>
         </w:rPr>
-        <w:t xml:space="preserve">Incorporar autenticación y roles con sus pruebas de autorización.</w:t>
+        <w:t xml:space="preserve">Cambiar las claves iniciales de demostración y agregar bloqueo por intentos fallidos de inicio de sesión.</w:t>
       </w:r>
     </w:p>
     <w:p>
@@ -9576,7 +10187,7 @@
                 <w:sz w:val="18"/>
                 <w:szCs w:val="18"/>
               </w:rPr>
-              <w:t xml:space="preserve">Sin autenticación: cualquiera puede operar el sistema</w:t>
+              <w:t xml:space="preserve">Cuentas de demostración con clave inicial conocida</w:t>
             </w:r>
           </w:p>
         </w:tc>
@@ -9595,7 +10206,7 @@
                 <w:sz w:val="18"/>
                 <w:szCs w:val="18"/>
               </w:rPr>
-              <w:t xml:space="preserve">Alta</w:t>
+              <w:t xml:space="preserve">Media</w:t>
             </w:r>
           </w:p>
         </w:tc>
@@ -9633,7 +10244,24 @@
                 <w:sz w:val="18"/>
                 <w:szCs w:val="18"/>
               </w:rPr>
-              <w:t xml:space="preserve">Registrado como deuda técnica P1 para el próximo sprint</w:t>
+              <w:t xml:space="preserve">Login con roles ya implementado (HU-13, claves hasheadas); en un despliegue real se cambia </w:t>
+            </w:r>
+            <w:r>
+              <w:rPr>
+                <w:rFonts w:ascii="Consolas" w:hAnsi="Consolas" w:cs="Consolas"/>
+                <w:color w:val="000000"/>
+                <w:sz w:val="16"/>
+                <w:szCs w:val="16"/>
+              </w:rPr>
+              <w:t xml:space="preserve">Seed:Clave</w:t>
+            </w:r>
+            <w:r>
+              <w:rPr>
+                <w:color w:val="000000"/>
+                <w:sz w:val="18"/>
+                <w:szCs w:val="18"/>
+              </w:rPr>
+              <w:t xml:space="preserve"> y se agrega bloqueo por intentos</w:t>
             </w:r>
           </w:p>
         </w:tc>
